--- a/Volume 1/Chapter 06 - RESTful APIs/SPA_Vol1_Ch6_Lesson6_5a_GET_Requests_EXTENDED.docx
+++ b/Volume 1/Chapter 06 - RESTful APIs/SPA_Vol1_Ch6_Lesson6_5a_GET_Requests_EXTENDED.docx
@@ -67,10 +67,7 @@
     </w:p>
     <w:p>
       <w:r>
-        <w:t>Serve and fetch contacts with GET in Assembly, Rust, and Erlang, exactly as Lesson 6.5 does. On the server, GET /api/v1/contacts/{id} answers with one contact and GET /api/v1/contacts with the whole collection, both read from MySQL through your Chapter 5 Project 1a contacts module and a new contact store. On the client, send_request from Lesson 6.4a fetches one contact and then the collection, and print_collection prints the collection one value per line. In Solidity, a contract's view functions play the tw</w:t>
-      </w:r>
-      <w:r>
-        <w:t>o GET endpoints, and cast is the client.</w:t>
+        <w:t>Serve and fetch contacts with GET in Assembly, Rust, and Erlang, exactly as Lesson 6.5 does. On the server, GET /api/v1/contacts/{id} answers with one contact and GET /api/v1/contacts with the whole collection, both read from MySQL through your Chapter 5 Project 1a contacts module and a new contact store. On the client, send_request from Lesson 6.4a fetches one contact and then the collection, and print_collection prints the collection one value per line. In Solidity, a contract's view functions play the two GET endpoints, and cast is the client.</w:t>
       </w:r>
     </w:p>
     <w:p>
@@ -98,10 +95,7 @@
     </w:p>
     <w:p>
       <w:r>
-        <w:t>Lesson 6.5 explains why one record is a JSON object and many are a JSON array, why a missing contact is 404 and an empty collection is 200 with [], and why every handler opens its own connection, makes its calls, closes it, and answers. This companion shows what those rules take when the language gives you less, or something different: Assembly passes records by address and must decide how many threads may touch memory that every thread shares; Rust must keep a waiting database call off the threads that run</w:t>
-      </w:r>
-      <w:r>
-        <w:t xml:space="preserve"> its async server; Erlang answers each request in a process of its own; and Solidity has no database at all, so its contract's storage is the table and a view function is the GET. Read Lesson 6.5 first: this companion uses its values, its output, its Exercise and Challenge, and does not repeat why each was chosen.</w:t>
+        <w:t>Lesson 6.5 explains why one record is a JSON object and many are a JSON array, why a missing contact is 404 and an empty collection is 200 with [], and why every handler opens its own connection, makes its calls, closes it, and answers. This companion shows what those rules take when the language gives you less, or something different: Assembly passes records by address and must decide how many threads may touch memory that every thread shares; Rust must keep a waiting database call off the threads that run its async server; Erlang answers each request in a process of its own; and Solidity has no database at all, so its contract's storage is the table and a view function is the GET. Read Lesson 6.5 first: this companion uses its values, its output, its Exercise and Challenge, and does not repeat why each was chosen.</w:t>
       </w:r>
     </w:p>
     <w:p>
@@ -129,10 +123,7 @@
     </w:p>
     <w:p>
       <w:r>
-        <w:t>Remember, GET reads a resource and changes nothing. GET /api/v1/contacts/2 answers 200 with Lesson 5.8's contact object; GET /api/v1/contacts answers 200 with a JSON array in name order, [] when the table is empty; a contact that does not exist is 404 with {"code":"not_found","message":"no contact with id 99"}, and an id that is not a number is 400 (Lesson 6.5). Every handler has the six steps of the handler shape, in order: the authentication check (from Lesson 6.16a), the input checks that give 400, open_</w:t>
-      </w:r>
-      <w:r>
-        <w:t>connection, the contact store calls the request needs, close_connection, and send_failure or send_json. http_status_for is the one place a status becomes HTTP: SUCCESS 200, INVALID_INPUT 400, NOT_FOUND 404, DUPLICATE_EMAIL 409, anything else 500 with Lesson 5.9's words, and contacts.log gets the details.</w:t>
+        <w:t>Remember, GET reads a resource and changes nothing. GET /api/v1/contacts/2 answers 200 with Lesson 5.8's contact object; GET /api/v1/contacts answers 200 with a JSON array in name order, [] when the table is empty; a contact that does not exist is 404 with {"code":"not_found","message":"no contact with id 99"}, and an id that is not a number is 400 (Lesson 6.5). Every handler has the six steps of the handler shape, in order: the authentication check (from Lesson 6.16a), the input checks that give 400, open_connection, the contact store calls the request needs, close_connection, and send_failure or send_json. http_status_for is the one place a status becomes HTTP: SUCCESS 200, INVALID_INPUT 400, NOT_FOUND 404, DUPLICATE_EMAIL 409, anything else 500 with Lesson 5.9's words, and contacts.log gets the details.</w:t>
       </w:r>
     </w:p>
     <w:p>
@@ -432,10 +423,7 @@
     </w:p>
     <w:p>
       <w:r>
-        <w:t>One thing is not like C. C's server answers each connection on a thread of its own. Your Chapter 5 contacts.asm keeps its MYSQL_BIND records, the failure record, and the words status_message makes in .bss, memory every thread shares: two requests answered at the same moment on two threads would write over each other's values there. So both Assembly servers leave out MHD_USE_THREAD_PER_CONNECTION, and libmicrohttpd's one polling thread answers every request, one at a time. That is safe and correct, but a slo</w:t>
-      </w:r>
-      <w:r>
-        <w:t>w request makes the next one wait; C's stack variables give each thread its own copy instead. Volume 2 teaches threads (Chapter 10) and the locks that make shared memory safe (Chapter 11).</w:t>
+        <w:t>One thing is not like C. C's server answers each connection on a thread of its own. Your Chapter 5 contacts.asm keeps its MYSQL_BIND records, the failure record, and the words status_message makes in .bss, memory every thread shares: two requests answered at the same moment on two threads would write over each other's values there. So both Assembly servers leave out MHD_USE_THREAD_PER_CONNECTION, and libmicrohttpd's one polling thread answers every request, one at a time. That is safe and correct, but a slow request makes the next one wait; C's stack variables give each thread its own copy instead. Volume 2 teaches threads (Chapter 10) and the locks that make shared memory safe (Chapter 11).</w:t>
       </w:r>
     </w:p>
     <w:p>
@@ -458,23 +446,17 @@
     </w:p>
     <w:p>
       <w:r>
-        <w:t>Remember, axum runs every handler as an async fn on tokio's few worker threads (Lesson 6.0a). The mysql crate blocks: a query does not return until MySQL answers. A handler that blocked on a worker thread would hold that thread, and every request waiting for it, until MySQL answered. tokio::task::spawn_blocking runs a function on a separate thread that tokio keeps for work that waits, and .await gives back what it returned, so each database handler runs there. Most async Rust servers use an async database c</w:t>
-      </w:r>
-      <w:r>
-        <w:t>rate instead, such as sqlx; async Rust is taught in depth in Volume 3, Chapter 8, Lesson 8.3: Event Driven Design.</w:t>
-      </w:r>
-    </w:p>
-    <w:p>
-      <w:pPr>
-        <w:keepNext/>
-      </w:pPr>
-    </w:p>
-    <w:p>
-      <w:r>
-        <w:t xml:space="preserve">Both servers use your Chapter 5 contacts.rs. Copied into a program's own folder, it would make cargo warn about every function that program does not call, dozens of them. Instead, src/lib.rs makes the project a library as well as its programs, get_requests, holding contacts.rs and contact_store.rs: every program in src/bin uses them as get_requests::contacts and get_requests::contact_store, and a library's public functions are meant to be used by someone, so cargo does not warn when one program leaves some </w:t>
-      </w:r>
-      <w:r>
-        <w:t>of them unused.</w:t>
+        <w:t>Remember, axum runs every handler as an async fn on tokio's few worker threads (Lesson 6.0a). The mysql crate blocks: a query does not return until MySQL answers. A handler that blocked on a worker thread would hold that thread, and every request waiting for it, until MySQL answered. tokio::task::spawn_blocking runs a function on a separate thread that tokio keeps for work that waits, and .await gives back what it returned, so each database handler runs there. Most async Rust servers use an async database crate instead, such as sqlx; async Rust is taught in depth in Volume 3, Chapter 8, Lesson 8.3: Event Driven Design.</w:t>
+      </w:r>
+    </w:p>
+    <w:p>
+      <w:pPr>
+        <w:keepNext/>
+      </w:pPr>
+    </w:p>
+    <w:p>
+      <w:r>
+        <w:t>Both servers use your Chapter 5 contacts.rs. Copied into a program's own folder, it would make cargo warn about every function that program does not call, dozens of them. Instead, src/lib.rs makes the project a library as well as its programs, get_requests, holding contacts.rs and contact_store.rs: every program in src/bin uses them as get_requests::contacts and get_requests::contact_store, and a library's public functions are meant to be used by someone, so cargo does not warn when one program leaves some of them unused.</w:t>
       </w:r>
     </w:p>
     <w:p>
@@ -497,10 +479,7 @@
     </w:p>
     <w:p>
       <w:r>
-        <w:t>Remember, httpd calls do/1 once for every request, each in a process of its own (Lesson 6.0a). contact_store.erl's open_connection calls connect_database, whose mysql:start_link links the new connection's process to the request's process before it connects. If the connect fails, that process stops, and a linked process that stops stops the request's process too, before start_link can return. So open_connection first calls process_flag(trap_exit, true), which turns that stop into a message the request may ig</w:t>
-      </w:r>
-      <w:r>
-        <w:t>nore: start_link returns {error, Reason}, the failure is logged, and the client gets the JSON 500. A second process_flag call puts the old setting back. After a connect that succeeds, unlink removes the link, as Chapter 5 Project 1a's main does, so a connection that stops cannot stop the request with it, and close_connection stops it with mysql:stop. Each request opens and closes its own connection, so no two processes ever share one.</w:t>
+        <w:t>Remember, httpd calls do/1 once for every request, each in a process of its own (Lesson 6.0a). contact_store.erl's open_connection calls connect_database, whose mysql:start_link links the new connection's process to the request's process before it connects. If the connect fails, that process stops, and a linked process that stops stops the request's process too, before start_link can return. So open_connection first calls process_flag(trap_exit, true), which turns that stop into a message the request may ignore: start_link returns {error, Reason}, the failure is logged, and the client gets the JSON 500. A second process_flag call puts the old setting back. After a connect that succeeds, unlink removes the link, as Chapter 5 Project 1a's main does, so a connection that stops cannot stop the request with it, and close_connection stops it with mysql:stop. Each request opens and closes its own connection, so no two processes ever share one.</w:t>
       </w:r>
     </w:p>
     <w:p>
@@ -983,10 +962,7 @@
     </w:p>
     <w:p>
       <w:r>
-        <w:t xml:space="preserve">The files step 1 copies are not printed in this lesson, so they are not in the layout: certs from lesson-6.0; .\rust\Cargo.lock and .\solidity\foundry.toml from lesson-6.4-extended; .\sql\reset_contacts.sql from lesson-6.5; and from your Chapter 5 Project 1a, contact-manager-extended, the contacts module (.\assembly\windows\contacts.asm and contacts.inc, .\rust\src\contacts.rs, .\erlang\contacts.erl and contacts.hrl), cJSON (.\assembly\cJSON.c and cJSON.h), and mysql-otp (.\vendor\mysql). .gitignore, which </w:t>
-      </w:r>
-      <w:r>
-        <w:t>step 1 writes, is not printed either.</w:t>
+        <w:t>The files step 1 copies are not printed in this lesson, so they are not in the layout: certs from lesson-6.0; .\rust\Cargo.lock and .\solidity\foundry.toml from lesson-6.4-extended; .\sql\reset_contacts.sql from lesson-6.5; and from your Chapter 5 Project 1a, contact-manager-extended, the contacts module (.\assembly\windows\contacts.asm and contacts.inc, .\rust\src\contacts.rs, .\erlang\contacts.erl and contacts.hrl), cJSON (.\assembly\cJSON.c and cJSON.h), and mysql-otp (.\vendor\mysql). .gitignore, which step 1 writes, is not printed either.</w:t>
       </w:r>
     </w:p>
     <w:p>
@@ -1743,10 +1719,7 @@
     </w:p>
     <w:p>
       <w:r>
-        <w:t xml:space="preserve">Remember, each library goes into the lesson folder only, at the version its project file or command pins. The Assembly servers need libmysql's three DLLs next to them, as in Chapter 5 Project 1a. Cargo.toml adds Chapter 5 Project 1a's mysql, serde, and serde_json crates to Lesson 6.4a's, so copy Lesson 6.4a's Cargo.lock and let cargo fetch add the new crates to it, without changing any version already in it; it also writes this project's name, get_requests. foundry.toml is Lesson 6.4a's, and forge installs </w:t>
-      </w:r>
-      <w:r>
-        <w:t>forge-std inside the lesson folder. Erlang's inets, ssl, and json come with Erlang/OTP.</w:t>
+        <w:t>Remember, each library goes into the lesson folder only, at the version its project file or command pins. The Assembly servers need libmysql's three DLLs next to them, as in Chapter 5 Project 1a. Cargo.toml adds Chapter 5 Project 1a's mysql, serde, and serde_json crates to Lesson 6.4a's, so copy Lesson 6.4a's Cargo.lock and let cargo fetch add the new crates to it, without changing any version already in it; it also writes this project's name, get_requests. foundry.toml is Lesson 6.4a's, and forge installs forge-std inside the lesson folder. Erlang's inets, ssl, and json come with Erlang/OTP.</w:t>
       </w:r>
     </w:p>
     <w:p>
@@ -2382,10 +2355,7 @@
     </w:p>
     <w:p>
       <w:r>
-        <w:t>Remember, Assembly calls libmicrohttpd for the server and libcurl for the client, as C does, and every Windows Assembly block starts with the $env:Path line, so the programs load MSYS2's DLLs (Lesson 6.0a). The servers now also link your Chapter 5 contacts.asm and libmysql, whose three DLLs step 2 copied next to them, and both sides link cJSON, which gcc compiles from .\assembly\cJSON.c into each program (Lesson 5.8a). Remember, -i .\assembly\windows tells nasm where %include finds contacts.inc (Lesson 5.1a</w:t>
-      </w:r>
-      <w:r>
-        <w:t>).</w:t>
+        <w:t>Remember, Assembly calls libmicrohttpd for the server and libcurl for the client, as C does, and every Windows Assembly block starts with the $env:Path line, so the programs load MSYS2's DLLs (Lesson 6.0a). The servers now also link your Chapter 5 contacts.asm and libmysql, whose three DLLs step 2 copied next to them, and both sides link cJSON, which gcc compiles from .\assembly\cJSON.c into each program (Lesson 5.8a). Remember, -i .\assembly\windows tells nasm where %include finds contacts.inc (Lesson 5.1a).</w:t>
       </w:r>
     </w:p>
     <w:p>
@@ -2431,10 +2401,7 @@
     </w:p>
     <w:p>
       <w:r>
-        <w:t>Start with the most direct versions. The Basic server answers both routes itself: answer_request checks the method and the path, refuses an id that parse_id refuses, opens one connection with mysql_init and connect_database, and calls answer_collection or answer_one, which read with read_contacts or find_contact, build Lesson 5.8a's objects with cJSON's contact_object, and send them with send_body. The Basic client: main sends both requests through send_get on one libcurl handle; for the collection, cJSON_P</w:t>
-      </w:r>
-      <w:r>
-        <w:t>arse reads the array, and each value is printed again with cJSON_PrintUnformatted. The new steps are commented in full, and the ones from earlier lessons have short reminders.</w:t>
+        <w:t>Start with the most direct versions. The Basic server answers both routes itself: answer_request checks the method and the path, refuses an id that parse_id refuses, opens one connection with mysql_init and connect_database, and calls answer_collection or answer_one, which read with read_contacts or find_contact, build Lesson 5.8a's objects with cJSON's contact_object, and send them with send_body. The Basic client: main sends both requests through send_get on one libcurl handle; for the collection, cJSON_Parse reads the array, and each value is printed again with cJSON_PrintUnformatted. The new steps are commented in full, and the ones from earlier lessons have short reminders.</w:t>
       </w:r>
     </w:p>
     <w:p>
@@ -9775,10 +9742,7 @@
     </w:p>
     <w:p>
       <w:r>
-        <w:t>The Production-Minded server is Lesson 6.4a's, with the two contact handlers now reading the database through contact_store.asm, in the frozen handler shape, and answering a failure through send_failure, which turns a status into its HTTP status, its code, and status_message's words, and writes the error body with cJSON in send_error. main starts MySQL's C library once with mysql_server_init and ends it with mysql_server_end. The client keeps Lesson 6.4a's functions unchanged and adds print_collection. Read</w:t>
-      </w:r>
-      <w:r>
-        <w:t xml:space="preserve"> contact_store.asm first, then the server's handlers, then the client's main.</w:t>
+        <w:t>The Production-Minded server is Lesson 6.4a's, with the two contact handlers now reading the database through contact_store.asm, in the frozen handler shape, and answering a failure through send_failure, which turns a status into its HTTP status, its code, and status_message's words, and writes the error body with cJSON in send_error. main starts MySQL's C library once with mysql_server_init and ends it with mysql_server_end. The client keeps Lesson 6.4a's functions unchanged and adds print_collection. Read contact_store.asm first, then the server's handlers, then the client's main.</w:t>
       </w:r>
     </w:p>
     <w:p>
@@ -25027,10 +24991,7 @@
     </w:p>
     <w:p>
       <w:r>
-        <w:t>Start with the most direct versions. The Basic server's answer runs answer_from_database with tokio::task::spawn_blocking, on a thread kept for work that waits; answer_from_database checks the method and the path, refuses an id that parse_id refuses, opens one connection with connect_database, and calls answer_collection or answer_one, which read with read_contacts or get_contact and write ContactRecord values with serde_json::to_string. The Basic client: main sends both requests through send_get on one Age</w:t>
-      </w:r>
-      <w:r>
-        <w:t>nt; for the collection, serde_json::from_str splits the array into a Vec of &amp;RawValue, each value kept as its own JSON text, and prints each one; a body that is not an array, such as an error's JSON object, is printed as it came. The new steps are commented in full, and the ones from earlier lessons have short reminders.</w:t>
+        <w:t>Start with the most direct versions. The Basic server's answer runs answer_from_database with tokio::task::spawn_blocking, on a thread kept for work that waits; answer_from_database checks the method and the path, refuses an id that parse_id refuses, opens one connection with connect_database, and calls answer_collection or answer_one, which read with read_contacts or get_contact and write ContactRecord values with serde_json::to_string. The Basic client: main sends both requests through send_get on one Agent; for the collection, serde_json::from_str splits the array into a Vec of &amp;RawValue, each value kept as its own JSON text, and prints each one; a body that is not an array, such as an error's JSON object, is printed as it came. The new steps are commented in full, and the ones from earlier lessons have short reminders.</w:t>
       </w:r>
     </w:p>
     <w:p>
@@ -33509,10 +33470,7 @@
         <w:pStyle w:val="ListBullet"/>
       </w:pPr>
       <w:r>
-        <w:t>spawn_blocking takes a closure, a function without a name written |parameters| body (Lesson 2.7a). move hands the closure its values for good, because it runs on another thread, which cannot borrow values from route_request's frame: route_request gives it clones of the method and the target (handler_method and handler_target), and the id text. .await gives a Result: Ok with the handler's Response, or Err only when the handler panicked, a bug, which route_request answers with the originals through send_json:</w:t>
-      </w:r>
-      <w:r>
-        <w:t xml:space="preserve"> a logged 500 with the database_failure body.</w:t>
+        <w:t>spawn_blocking takes a closure, a function without a name written |parameters| body (Lesson 2.7a). move hands the closure its values for good, because it runs on another thread, which cannot borrow values from route_request's frame: route_request gives it clones of the method and the target (handler_method and handler_target), and the id text. .await gives a Result: Ok with the handler's Response, or Err only when the handler panicked, a bug, which route_request answers with the originals through send_json: a logged 500 with the database_failure body.</w:t>
       </w:r>
     </w:p>
     <w:p>
@@ -33629,10 +33587,7 @@
     </w:p>
     <w:p>
       <w:r>
-        <w:t>Start with the most direct versions. The Basic server's do/1 splits the path at every /, matches the collection or one segment after /api/v1/contacts, refuses an id that parse_id refuses, and calls answer_from_database, which opens one connection, calls answer_collection or answer_one, and stops the connection with mysql:stop. The Basic client: main sends both requests through send_get with one profile; for the collection, json:decode/3 parses the array, keeping each object's pairs in order as {object, Pair</w:t>
-      </w:r>
-      <w:r>
-        <w:t>s}, and json:encode_key_value_list writes each value back on its own line; a body that is not an array, such as an error's JSON object, is printed as it came. The new steps are commented in full, and the ones from earlier lessons have short reminders.</w:t>
+        <w:t>Start with the most direct versions. The Basic server's do/1 splits the path at every /, matches the collection or one segment after /api/v1/contacts, refuses an id that parse_id refuses, and calls answer_from_database, which opens one connection, calls answer_collection or answer_one, and stops the connection with mysql:stop. The Basic client: main sends both requests through send_get with one profile; for the collection, json:decode/3 parses the array, keeping each object's pairs in order as {object, Pairs}, and json:encode_key_value_list writes each value back on its own line; a body that is not an array, such as an error's JSON object, is printed as it came. The new steps are commented in full, and the ones from earlier lessons have short reminders.</w:t>
       </w:r>
     </w:p>
     <w:p>
@@ -42230,10 +42185,7 @@
     </w:p>
     <w:p>
       <w:r>
-        <w:t>The Production-Minded contract is Lesson 6.4a's HealthApi grown into ContactApi: health and fallback are unchanged, and getContact also refuses an id that the other languages' INT column could not hold with the invalid_input body. DeployContactApi stores the three contacts, then asks the new contract for contact 2 before it says the contract is ready; its runEmpty puts a second ContactApi on the chain with no contacts, for the Empty Collection Check. The Call Check is the curl Check's counterpart, and the E</w:t>
-      </w:r>
-      <w:r>
-        <w:t>mpty Collection Check proves an empty collection is [].</w:t>
+        <w:t>The Production-Minded contract is Lesson 6.4a's HealthApi grown into ContactApi: health and fallback are unchanged, and getContact also refuses an id that the other languages' INT column could not hold with the invalid_input body. DeployContactApi stores the three contacts, then asks the new contract for contact 2 before it says the contract is ready; its runEmpty puts a second ContactApi on the chain with no contacts, for the Empty Collection Check. The Call Check is the curl Check's counterpart, and the Empty Collection Check proves an empty collection is [].</w:t>
       </w:r>
     </w:p>
     <w:p>
@@ -45878,10 +45830,7 @@
     </w:p>
     <w:p>
       <w:r>
-        <w:t xml:space="preserve">The Contact Manager REST API's EXTENDED companion answers Read contact and List contacts with exactly these two handlers and these contact stores: get_contact_record and list_contact_records are frozen, and every later handler (create, replace, update, delete, search, and the paged list) is written in the same six-step shape with send_failure. Lesson 6.18a adds paging beside list_contact_records, and Lesson 6.13a replaces print_collection's generic values with contact records. In Solidity, ContactApi grows </w:t>
-      </w:r>
-      <w:r>
-        <w:t>lesson by lesson: Lesson 6.6a's addContact becomes the POST endpoint, with Chapter 5's checks.</w:t>
+        <w:t>The Contact Manager REST API's EXTENDED companion answers Read contact and List contacts with exactly these two handlers and these contact stores: get_contact_record and list_contact_records are frozen, and every later handler (create, replace, update, delete, search, and the paged list) is written in the same six-step shape with send_failure. Lesson 6.18a adds paging beside list_contact_records, and Lesson 6.13a replaces print_collection's generic values with contact records. In Solidity, ContactApi grows lesson by lesson: Lesson 6.6a's addContact becomes the POST endpoint, with Chapter 5's checks.</w:t>
       </w:r>
     </w:p>
     <w:p>
@@ -45956,10 +45905,7 @@
     </w:p>
     <w:p>
       <w:r>
-        <w:t>Before you run it, predict its three lines, the exit code, and the line Terminal 1 adds. Rebuild the client, start the Production-Minded server, and run the client. The output must match the Required Exercise Output below, and the exit code must be 0: a 404 is an answer. Terminal 1 must show GET /api/v1/contacts/99 -&gt; 404 after the collection's line. Solidity prints the four Client Run lines, then the revert and a few lines of context on the error stream, with exit code 1: the node answered, and cast report</w:t>
-      </w:r>
-      <w:r>
-        <w:t>s the revert as an error.</w:t>
+        <w:t>Before you run it, predict its three lines, the exit code, and the line Terminal 1 adds. Rebuild the client, start the Production-Minded server, and run the client. The output must match the Required Exercise Output below, and the exit code must be 0: a 404 is an answer. Terminal 1 must show GET /api/v1/contacts/99 -&gt; 404 after the collection's line. Solidity prints the four Client Run lines, then the revert and a few lines of context on the error stream, with exit code 1: the node answered, and cast reports the revert as an error.</w:t>
       </w:r>
     </w:p>
     <w:p>
@@ -46057,10 +46003,7 @@
         <w:pStyle w:val="ListBullet"/>
       </w:pPr>
       <w:r>
-        <w:t>In the Production-Minded server, write handle_count_contacts for GET /api/v1/contact-count. It has the six steps without the input check: open the connection, call list_contact_records, close it with close_connection, answer a failure with send_failure, and otherwise answer 200 with {"count":N}, where N is the number of contacts read. Build the small JSON text yourself. In Assembly, extern mysql_num_rows and call it on the rows (rcx = the rows; the count comes back in rax), free the rows before closing, and</w:t>
-      </w:r>
-      <w:r>
-        <w:t xml:space="preserve"> write the text with snprintf and %llu into a small .bss space. In Rust, the count is contact_list.len(); in Erlang, length(Contacts). In Rust, run it in spawn_blocking like the other database handlers.</w:t>
+        <w:t>In the Production-Minded server, write handle_count_contacts for GET /api/v1/contact-count. It has the six steps without the input check: open the connection, call list_contact_records, close it with close_connection, answer a failure with send_failure, and otherwise answer 200 with {"count":N}, where N is the number of contacts read. Build the small JSON text yourself. In Assembly, extern mysql_num_rows and call it on the rows (rcx = the rows; the count comes back in rax), free the rows before closing, and write the text with snprintf and %llu into a small .bss space. In Rust, the count is contact_list.len(); in Erlang, length(Contacts). In Rust, run it in spawn_blocking like the other database handlers.</w:t>
       </w:r>
     </w:p>
     <w:p>
@@ -46084,10 +46027,7 @@
         <w:pStyle w:val="ListBullet"/>
       </w:pPr>
       <w:r>
-        <w:t>Solidity: add a view function contactCount to ContactApi that counts the ids from 1 to lastId whose entry has a non-zero id, and returns string.concat('{"count":', numberText(count), "}"). Count the entries, not lastId: lastId is the last id given out, and once Lesson 6.9a deletes a contact, its entry reads as zero values again while lastId stays the same. Then deploy it again (restart anvil first, so it lands at the same address), and add cast call with "contactCount()(string)" piped to ConvertFrom-Json at</w:t>
-      </w:r>
-      <w:r>
-        <w:t xml:space="preserve"> the end of the Client Run. It must print {"count":3}.</w:t>
+        <w:t>Solidity: add a view function contactCount to ContactApi that counts the ids from 1 to lastId whose entry has a non-zero id, and returns string.concat('{"count":', numberText(count), "}"). Count the entries, not lastId: lastId is the last id given out, and once Lesson 6.9a deletes a contact, its entry reads as zero values again while lastId stays the same. Then deploy it again (restart anvil first, so it lands at the same address), and add cast call with "contactCount()(string)" piped to ConvertFrom-Json at the end of the Client Run. It must print {"count":3}.</w:t>
       </w:r>
     </w:p>
     <w:p>
@@ -46345,10 +46285,7 @@
     </w:p>
     <w:p>
       <w:r>
-        <w:t>GET reads a resource and changes nothing, in every language: one contact is a JSON object, the collection is a JSON array, a missing contact is 404 with the error body, and an empty collection is 200 with []. Assembly's contact_store.asm passes records by address and its server answers one request at a time, because your Chapter 5 module keeps its records in shared memory. Rust shares your Chapter 5 module through a library and keeps the blocking mysql crate off tokio's worker threads with spawn_blocking. E</w:t>
-      </w:r>
-      <w:r>
-        <w:t>rlang answers each request in its own process, with its own connection. Solidity's view functions answer the same JSON without a transaction, and a revert is its 404. Lesson 6.6a uses the same handler shape to create a contact with POST.</w:t>
+        <w:t>GET reads a resource and changes nothing, in every language: one contact is a JSON object, the collection is a JSON array, a missing contact is 404 with the error body, and an empty collection is 200 with []. Assembly's contact_store.asm passes records by address and its server answers one request at a time, because your Chapter 5 module keeps its records in shared memory. Rust shares your Chapter 5 module through a library and keeps the blocking mysql crate off tokio's worker threads with spawn_blocking. Erlang answers each request in its own process, with its own connection. Solidity's view functions answer the same JSON without a transaction, and a revert is its 404. Lesson 6.6a uses the same handler shape to create a contact with POST.</w:t>
       </w:r>
     </w:p>
     <w:sectPr>

--- a/Volume 1/Chapter 06 - RESTful APIs/SPA_Vol1_Ch6_Lesson6_5a_GET_Requests_EXTENDED.docx
+++ b/Volume 1/Chapter 06 - RESTful APIs/SPA_Vol1_Ch6_Lesson6_5a_GET_Requests_EXTENDED.docx
@@ -1604,7 +1604,7 @@
         <w:keepNext/>
       </w:pPr>
       <w:r>
-        <w:t>$openssl = "C:\Program Files\Git\mingw64\bin\openssl.exe"</w:t>
+        <w:t>$openssl = "C:\Program Files\Git\ucrt64\bin\openssl.exe"</w:t>
       </w:r>
     </w:p>
     <w:p>
@@ -47097,31 +47097,31 @@
       </w:rPr>
     </w:lvl>
   </w:abstractNum>
-  <w:num w:numId="1" w16cid:durableId="1046100992">
+  <w:num w:numId="1" w16cid:durableId="1475413002">
     <w:abstractNumId w:val="8"/>
   </w:num>
-  <w:num w:numId="2" w16cid:durableId="394284995">
+  <w:num w:numId="2" w16cid:durableId="1245336278">
     <w:abstractNumId w:val="6"/>
   </w:num>
-  <w:num w:numId="3" w16cid:durableId="1826429181">
+  <w:num w:numId="3" w16cid:durableId="1240797772">
     <w:abstractNumId w:val="5"/>
   </w:num>
-  <w:num w:numId="4" w16cid:durableId="567424841">
+  <w:num w:numId="4" w16cid:durableId="934478343">
     <w:abstractNumId w:val="4"/>
   </w:num>
-  <w:num w:numId="5" w16cid:durableId="833644536">
+  <w:num w:numId="5" w16cid:durableId="765661435">
     <w:abstractNumId w:val="7"/>
   </w:num>
-  <w:num w:numId="6" w16cid:durableId="165050323">
+  <w:num w:numId="6" w16cid:durableId="1512259407">
     <w:abstractNumId w:val="3"/>
   </w:num>
-  <w:num w:numId="7" w16cid:durableId="863598196">
+  <w:num w:numId="7" w16cid:durableId="759253467">
     <w:abstractNumId w:val="2"/>
   </w:num>
-  <w:num w:numId="8" w16cid:durableId="1434861664">
+  <w:num w:numId="8" w16cid:durableId="317614092">
     <w:abstractNumId w:val="1"/>
   </w:num>
-  <w:num w:numId="9" w16cid:durableId="1378628165">
+  <w:num w:numId="9" w16cid:durableId="1132601093">
     <w:abstractNumId w:val="0"/>
   </w:num>
 </w:numbering>
